--- a/docs/office/TambonX-Executive-Summary-TH.docx
+++ b/docs/office/TambonX-Executive-Summary-TH.docx
@@ -589,18 +589,18 @@
               <w:pStyle w:val="Compact"/>
             </w:pPr>
             <w:r>
-              <w:t xml:space="preserve">ข้อมูลมาตรฐาน 6 ชุด + อุปกรณ์ + ชุดข้อมูลกำหนดเอง, Wizard นำเข้า 6 ขั้น, รุ่นข้อมูลและประวัติการแก้ไข, คลังไฟล์</w:t>
-            </w:r>
-          </w:p>
-        </w:tc>
-        <w:tc>
-          <w:tcPr/>
-          <w:p>
-            <w:pPr>
-              <w:pStyle w:val="Compact"/>
-            </w:pPr>
-            <w:r>
-              <w:t xml:space="preserve">ใช้งานได้</w:t>
+              <w:t xml:space="preserve">ข้อมูลมาตรฐาน 6 ชุด + อุปกรณ์ + ชุดข้อมูลกำหนดเอง, Wizard นำเข้า 6 ขั้น, นำเข้าอัตโนมัติด้วย AI จาก Excel/PDF/รูปถ่ายตาราง, รุ่นข้อมูลและประวัติการแก้ไข, คลังไฟล์</w:t>
+            </w:r>
+          </w:p>
+        </w:tc>
+        <w:tc>
+          <w:tcPr/>
+          <w:p>
+            <w:pPr>
+              <w:pStyle w:val="Compact"/>
+            </w:pPr>
+            <w:r>
+              <w:t xml:space="preserve">ใช้งานได้ (นำเข้าด้วย AI: ใหม่ อยู่ระหว่างทดสอบ)</w:t>
             </w:r>
           </w:p>
         </w:tc>
@@ -966,6 +966,30 @@
             </w:pPr>
             <w:r>
               <w:t xml:space="preserve">CSV/XLS/XLSX/PDF สูงสุด 20 MB / 25,000 แถว, จับคู่คอลัมน์อัตโนมัติ, ตรวจสอบก่อนบันทึก, Template CSV หัวคอลัมน์ภาษาไทย</w:t>
+            </w:r>
+          </w:p>
+        </w:tc>
+      </w:tr>
+      <w:tr>
+        <w:tc>
+          <w:tcPr/>
+          <w:p>
+            <w:pPr>
+              <w:pStyle w:val="Compact"/>
+            </w:pPr>
+            <w:r>
+              <w:t xml:space="preserve">นำเข้าอัตโนมัติด้วย AI (ใหม่)</w:t>
+            </w:r>
+          </w:p>
+        </w:tc>
+        <w:tc>
+          <w:tcPr/>
+          <w:p>
+            <w:pPr>
+              <w:pStyle w:val="Compact"/>
+            </w:pPr>
+            <w:r>
+              <w:t xml:space="preserve">อัปโหลด Excel ที่หัวตารางไม่ตรงแม่แบบ, PDF หรือรูปถ่าย/สแกนตารางกระดาษ (สูงสุด 10 หน้า) AI แยกคอลัมน์และอ่าน OCR ภาษาไทย หาพิกัดจากไฟล์หรือจากชื่อสถานที่ (รับเฉพาะในเขต อบต.) ให้เจ้าหน้าที่ตรวจแก้บนตารางและแผนที่ แล้วสร้างชุดข้อมูลใหม่ สูงสุด 5,000 แถวต่อครั้ง</w:t>
             </w:r>
           </w:p>
         </w:tc>
